--- a/docs/GAP_ANALYSIS/Appendices/FRD-15_Security_Access_Control_Gap_Analysis.docx
+++ b/docs/GAP_ANALYSIS/Appendices/FRD-15_Security_Access_Control_Gap_Analysis.docx
@@ -108,27 +108,13 @@
           <w:b w:val="false"/>
           <w:bCs w:val="false"/>
         </w:rPr>
-        <w:t xml:space="preserve">The single most serious finding: the platform persists a </w:t>
-      </w:r>
-      <w:r>
-        <w:rPr>
+        <w:t xml:space="preserve">The single most serious finding: the platform stores a </w:t>
+      </w:r>
+      <w:r>
+        <w:rPr>
+          <w:rFonts w:ascii="Courier New" w:cs="Courier New" w:eastAsia="Courier New" w:hAnsi="Courier New"/>
           <w:b/>
           <w:bCs/>
-        </w:rPr>
-        <w:t xml:space="preserve">permanent, unencrypted plaintext copy of every user's password</w:t>
-      </w:r>
-      <w:r>
-        <w:rPr>
-          <w:b w:val="false"/>
-          <w:bCs w:val="false"/>
-        </w:rPr>
-        <w:t xml:space="preserve"> in a </w:t>
-      </w:r>
-      <w:r>
-        <w:rPr>
-          <w:rFonts w:ascii="Courier New" w:cs="Courier New" w:eastAsia="Courier New" w:hAnsi="Courier New"/>
-          <w:b w:val="false"/>
-          <w:bCs w:val="false"/>
           <w:sz w:val="19"/>
           <w:szCs w:val="19"/>
         </w:rPr>
@@ -139,41 +125,21 @@
           <w:b w:val="false"/>
           <w:bCs w:val="false"/>
         </w:rPr>
-        <w:t xml:space="preserve"> column (</w:t>
-      </w:r>
-      <w:r>
-        <w:rPr>
-          <w:rFonts w:ascii="Courier New" w:cs="Courier New" w:eastAsia="Courier New" w:hAnsi="Courier New"/>
-          <w:b w:val="false"/>
-          <w:bCs w:val="false"/>
-          <w:sz w:val="19"/>
-          <w:szCs w:val="19"/>
-        </w:rPr>
-        <w:t xml:space="preserve">database/migrations/2026_06_20_000009_add_plain_password_to_users_table.php</w:t>
-      </w:r>
-      <w:r>
-        <w:rPr>
-          <w:b w:val="false"/>
-          <w:bCs w:val="false"/>
-        </w:rPr>
-        <w:t xml:space="preserve">, </w:t>
-      </w:r>
-      <w:r>
-        <w:rPr>
-          <w:rFonts w:ascii="Courier New" w:cs="Courier New" w:eastAsia="Courier New" w:hAnsi="Courier New"/>
-          <w:b w:val="false"/>
-          <w:bCs w:val="false"/>
-          <w:sz w:val="19"/>
-          <w:szCs w:val="19"/>
-        </w:rPr>
-        <w:t xml:space="preserve">database/migrations/tenant/2026_07_19_000003_add_plain_password_to_tenant_users.php</w:t>
-      </w:r>
-      <w:r>
-        <w:rPr>
-          <w:b w:val="false"/>
-          <w:bCs w:val="false"/>
-        </w:rPr>
-        <w:t xml:space="preserve">) that is displayed back to Sahodaya/School admins in the Students and Teachers screens indefinitely — the only cleanup path (</w:t>
+        <w:t xml:space="preserve"> column on every user account so that Sahodaya/School admins can retrieve and hand out a student's or teacher's login credentials — a legitimate, common requirement for this product (most students cannot self-service an email-based password reset, so a school/Sahodaya admin needs to be able to look up and communicate the current password directly). </w:t>
+      </w:r>
+      <w:r>
+        <w:rPr>
+          <w:b/>
+          <w:bCs/>
+        </w:rPr>
+        <w:t xml:space="preserve">The requirement itself is not the finding.</w:t>
+      </w:r>
+      <w:r>
+        <w:rPr>
+          <w:b w:val="false"/>
+          <w:bCs w:val="false"/>
+        </w:rPr>
+        <w:t xml:space="preserve"> The finding is that the implementation is unfinished relative to its own design intent: </w:t>
       </w:r>
       <w:r>
         <w:rPr>
@@ -190,7 +156,7 @@
           <w:b w:val="false"/>
           <w:bCs w:val="false"/>
         </w:rPr>
-        <w:t xml:space="preserve">) is never invoked anywhere in the codebase, and the only nulling mechanism (</w:t>
+        <w:t xml:space="preserve"> exists specifically to clear the field once it's no longer needed, but is never called anywhere in the codebase; the manual cleanup command (</w:t>
       </w:r>
       <w:r>
         <w:rPr>
@@ -207,7 +173,58 @@
           <w:b w:val="false"/>
           <w:bCs w:val="false"/>
         </w:rPr>
-        <w:t xml:space="preserve">) is a manual, unscheduled Artisan command. This means any breach of the database (or any authorized admin acting maliciously) exposes live, working credentials for every student/teacher/staff account in the system, not just hashes. Beyond this, the module is otherwise a fairly solid role-based access control implementation (consistent tenant-ownership </w:t>
+        <w:t xml:space="preserve">) is not scheduled; the column is stored raw rather than application-encrypted; and there is no dedicated permission or audit trail specifically for *viewing* a password (general profile-view access is sufficient today). None of these close the feature — they close the gap between "admin can retrieve a student's password on demand" (the actual need) and "every unrotated password sits in cleartext in the database indefinitely with no record of who looked at it" (the current implementation). Recommended fix, in order of effort: (1) wire the existing </w:t>
+      </w:r>
+      <w:r>
+        <w:rPr>
+          <w:rFonts w:ascii="Courier New" w:cs="Courier New" w:eastAsia="Courier New" w:hAnsi="Courier New"/>
+          <w:b w:val="false"/>
+          <w:bCs w:val="false"/>
+          <w:sz w:val="19"/>
+          <w:szCs w:val="19"/>
+        </w:rPr>
+        <w:t xml:space="preserve">clearStoredPlainPassword()</w:t>
+      </w:r>
+      <w:r>
+        <w:rPr>
+          <w:b w:val="false"/>
+          <w:bCs w:val="false"/>
+        </w:rPr>
+        <w:t xml:space="preserve"> into the first-login/first-password-change path and schedule </w:t>
+      </w:r>
+      <w:r>
+        <w:rPr>
+          <w:rFonts w:ascii="Courier New" w:cs="Courier New" w:eastAsia="Courier New" w:hAnsi="Courier New"/>
+          <w:b w:val="false"/>
+          <w:bCs w:val="false"/>
+          <w:sz w:val="19"/>
+          <w:szCs w:val="19"/>
+        </w:rPr>
+        <w:t xml:space="preserve">ClearPlainPasswords</w:t>
+      </w:r>
+      <w:r>
+        <w:rPr>
+          <w:b w:val="false"/>
+          <w:bCs w:val="false"/>
+        </w:rPr>
+        <w:t xml:space="preserve"> as a nightly safety net so the field self-heals instead of persisting forever; (2) switch the column to an application-level </w:t>
+      </w:r>
+      <w:r>
+        <w:rPr>
+          <w:rFonts w:ascii="Courier New" w:cs="Courier New" w:eastAsia="Courier New" w:hAnsi="Courier New"/>
+          <w:b w:val="false"/>
+          <w:bCs w:val="false"/>
+          <w:sz w:val="19"/>
+          <w:szCs w:val="19"/>
+        </w:rPr>
+        <w:t xml:space="preserve">encrypted</w:t>
+      </w:r>
+      <w:r>
+        <w:rPr>
+          <w:b w:val="false"/>
+          <w:bCs w:val="false"/>
+        </w:rPr>
+        <w:t xml:space="preserve"> cast so a raw database/backup leak doesn't expose live credentials even during the legitimate retention window; (3) add a dedicated "view password" permission and audit-log entry, separate from general profile access, so schools can see who looked up which student's password and when. Beyond this, the module is otherwise a fairly solid role-based access control implementation (consistent tenant-ownership </w:t>
       </w:r>
       <w:r>
         <w:rPr>
@@ -4882,7 +4899,7 @@
                 <w:b w:val="false"/>
                 <w:bCs w:val="false"/>
               </w:rPr>
-              <w:t xml:space="preserve"> — see Section 4, this is itself a critical schema-level defect.</w:t>
+              <w:t xml:space="preserve"> (intentional — see Section 4 — used to support admin credential retrieval/resend; needs cleanup wiring + encryption, not removal).</w:t>
             </w:r>
           </w:p>
         </w:tc>
@@ -4956,7 +4973,7 @@
                 <w:b w:val="false"/>
                 <w:bCs w:val="false"/>
               </w:rPr>
-              <w:t xml:space="preserve"> violates basic data-protection normalization/security norms — storing derived-but-reversible secret data in the same row as its hash.</w:t>
+              <w:t xml:space="preserve"> should be encrypted at rest and have a bounded retention window (see Section 4 remediation) rather than stored as an indefinitely-retained raw column.</w:t>
             </w:r>
           </w:p>
         </w:tc>
@@ -7345,7 +7362,7 @@
           <w:b/>
           <w:bCs/>
         </w:rPr>
-        <w:t xml:space="preserve">What it's for (confirmed intent)</w:t>
+        <w:t xml:space="preserve">What it's for (confirmed intent — and confirmed business requirement)</w:t>
       </w:r>
       <w:r>
         <w:rPr>
@@ -7369,7 +7386,14 @@
           <w:b w:val="false"/>
           <w:bCs w:val="false"/>
         </w:rPr>
-        <w:t xml:space="preserve">) and needs to be able to display/resend/reprint that exact credential later (e.g., on an ID card, welcome letter, or "resend credentials" button) without knowing/storing it themselves at creation time. The design intent is clearly: store plaintext only until the user's first self-service login/password-change, at which point it should be cleared.</w:t>
+        <w:t xml:space="preserve">) and needs to be able to display/resend/reprint that exact credential later (e.g., on an ID card, welcome letter, or "resend credentials" button) without knowing/storing it themselves at creation time. Client confirmed this is intentional and required: schools need to be able to look up and hand students their password directly, since most students cannot self-service an email-based reset. The design intent in the code matches this exactly — store plaintext only until the user's first self-service login/password-change, at which point it should be cleared. </w:t>
+      </w:r>
+      <w:r>
+        <w:rPr>
+          <w:b/>
+          <w:bCs/>
+        </w:rPr>
+        <w:t xml:space="preserve">The feature stays; the finding is about closing the gap between that design intent and what's actually wired up.</w:t>
       </w:r>
     </w:p>
     <w:p>
@@ -7381,7 +7405,7 @@
           <w:b/>
           <w:bCs/>
         </w:rPr>
-        <w:t xml:space="preserve">Real risk assessment — this is a genuine, exploitable design defect, not just theoretical</w:t>
+        <w:t xml:space="preserve">Implementation gaps relative to the feature's own intent</w:t>
       </w:r>
       <w:r>
         <w:rPr>
@@ -7446,21 +7470,7 @@
           <w:b w:val="false"/>
           <w:bCs w:val="false"/>
         </w:rPr>
-        <w:t xml:space="preserve"> is the user *voluntarily* using "change password" or "forgot password" — for portal accounts (especially students) that never proactively change their password, the plaintext sits in the database </w:t>
-      </w:r>
-      <w:r>
-        <w:rPr>
-          <w:b/>
-          <w:bCs/>
-        </w:rPr>
-        <w:t xml:space="preserve">permanently</w:t>
-      </w:r>
-      <w:r>
-        <w:rPr>
-          <w:b w:val="false"/>
-          <w:bCs w:val="false"/>
-        </w:rPr>
-        <w:t xml:space="preserve">.</w:t>
+        <w:t xml:space="preserve"> is the user *voluntarily* using "change password" or "forgot password" — for portal accounts (especially students) that never proactively change their password, the plaintext sits in the database indefinitely rather than for the intended short retention window.</w:t>
       </w:r>
     </w:p>
     <w:p>
@@ -7477,7 +7487,7 @@
           <w:b/>
           <w:bCs/>
         </w:rPr>
-        <w:t xml:space="preserve">It is actively displayed in bulk-list admin screens</w:t>
+        <w:t xml:space="preserve">It is displayed in bulk-list admin screens</w:t>
       </w:r>
       <w:r>
         <w:rPr>
@@ -7501,7 +7511,7 @@
           <w:b w:val="false"/>
           <w:bCs w:val="false"/>
         </w:rPr>
-        <w:t xml:space="preserve">, meaning any Sahodaya Admin or School Admin (a fairly large population of role holders across hundreds of schools) can view every one of their students'/teachers' live passwords in plaintext at any time, not just immediately after creation.</w:t>
+        <w:t xml:space="preserve">, viewable by any Sahodaya Admin or School Admin with general profile access — appropriate for the retrieval use case, but not separately permissioned or audited from ordinary profile viewing.</w:t>
       </w:r>
     </w:p>
     <w:p>
@@ -7593,21 +7603,7 @@
           <w:b w:val="false"/>
           <w:bCs w:val="false"/>
         </w:rPr>
-        <w:t xml:space="preserve"> table yields </w:t>
-      </w:r>
-      <w:r>
-        <w:rPr>
-          <w:b/>
-          <w:bCs/>
-        </w:rPr>
-        <w:t xml:space="preserve">working, immediately-usable credentials</w:t>
-      </w:r>
-      <w:r>
-        <w:rPr>
-          <w:b w:val="false"/>
-          <w:bCs w:val="false"/>
-        </w:rPr>
-        <w:t xml:space="preserve"> for every account that hasn't self-changed its password, not just password hashes that would require offline cracking.</w:t>
+        <w:t xml:space="preserve"> table yields working credentials for any account that hasn't yet self-changed its password, for as long as the record isn't cleared — which today is indefinitely, given point 1.</w:t>
       </w:r>
     </w:p>
     <w:p>
@@ -7740,21 +7736,7 @@
           <w:b w:val="false"/>
           <w:bCs w:val="false"/>
         </w:rPr>
-        <w:t xml:space="preserve">: Confirmed as the "resend credentials" ERP pattern, but the implementation is </w:t>
-      </w:r>
-      <w:r>
-        <w:rPr>
-          <w:b/>
-          <w:bCs/>
-        </w:rPr>
-        <w:t xml:space="preserve">incomplete and unsafe as shipped</w:t>
-      </w:r>
-      <w:r>
-        <w:rPr>
-          <w:b w:val="false"/>
-          <w:bCs w:val="false"/>
-        </w:rPr>
-        <w:t xml:space="preserve"> — it needs (a) </w:t>
+        <w:t xml:space="preserve">: The "admin can retrieve/resend credentials" requirement is legitimate and should be kept. The implementation needs three targeted fixes, not removal of the feature: (a) wire </w:t>
       </w:r>
       <w:r>
         <w:rPr>
@@ -7771,7 +7753,7 @@
           <w:b w:val="false"/>
           <w:bCs w:val="false"/>
         </w:rPr>
-        <w:t xml:space="preserve"> wired into the actual login success path (or email-verification path) so it self-heals on first use, (b) a scheduled job running </w:t>
+        <w:t xml:space="preserve"> into the actual login-success path (or first-password-change path) so it self-heals once the student has logged in, plus a scheduled nightly run of </w:t>
       </w:r>
       <w:r>
         <w:rPr>
@@ -7788,7 +7770,7 @@
           <w:b w:val="false"/>
           <w:bCs w:val="false"/>
         </w:rPr>
-        <w:t xml:space="preserve"> (e.g., nightly, or after N days), and (c) ideally application-level encryption (</w:t>
+        <w:t xml:space="preserve"> as a safety net for accounts that never log in; (b) switch to application-level encryption (</w:t>
       </w:r>
       <w:r>
         <w:rPr>
@@ -7805,24 +7787,7 @@
           <w:b w:val="false"/>
           <w:bCs w:val="false"/>
         </w:rPr>
-        <w:t xml:space="preserve"> cast) rather than plaintext storage even for the interim window, plus an audit log entry every time </w:t>
-      </w:r>
-      <w:r>
-        <w:rPr>
-          <w:rFonts w:ascii="Courier New" w:cs="Courier New" w:eastAsia="Courier New" w:hAnsi="Courier New"/>
-          <w:b w:val="false"/>
-          <w:bCs w:val="false"/>
-          <w:sz w:val="19"/>
-          <w:szCs w:val="19"/>
-        </w:rPr>
-        <w:t xml:space="preserve">plain_password</w:t>
-      </w:r>
-      <w:r>
-        <w:rPr>
-          <w:b w:val="false"/>
-          <w:bCs w:val="false"/>
-        </w:rPr>
-        <w:t xml:space="preserve"> is *read* by an admin (not just when it is set), which does not currently exist.</w:t>
+        <w:t xml:space="preserve"> cast) so the value isn't sitting in raw cleartext even during the legitimate retention window; (c) add a dedicated "view password" permission and a distinct audit-log entry each time it's read, so schools have a record of who looked up which student's password and when. All three are additive, low-risk changes that preserve the current admin workflow exactly as-is.</w:t>
       </w:r>
     </w:p>
     <w:p>
